--- a/SQL Server Database Connection.docx
+++ b/SQL Server Database Connection.docx
@@ -711,7 +711,7 @@
           <w:color w:val="FF0000"/>
           <w:lang w:val="vi-VN"/>
         </w:rPr>
-        <w:t>123456</w:t>
+        <w:t>12345</w:t>
       </w:r>
       <w:r>
         <w:rPr>
@@ -825,7 +825,7 @@
           <w:color w:val="FF0000"/>
           <w:lang w:val="vi-VN"/>
         </w:rPr>
-        <w:t>123456</w:t>
+        <w:t>12345</w:t>
       </w:r>
       <w:r>
         <w:rPr>
@@ -840,7 +840,15 @@
           <w:b/>
           <w:color w:val="FF0000"/>
         </w:rPr>
-        <w:t xml:space="preserve"> BookManagementDb</w:t>
+        <w:t xml:space="preserve"> </w:t>
+      </w:r>
+      <w:r>
+        <w:rPr>
+          <w:rFonts w:ascii="Courier New" w:hAnsi="Courier New" w:cs="Courier New"/>
+          <w:b/>
+          <w:color w:val="FF0000"/>
+        </w:rPr>
+        <w:t>PRN212_Bookstore</w:t>
       </w:r>
       <w:r>
         <w:rPr>
@@ -2384,6 +2392,7 @@
     <w:lsdException w:name="HTML Sample" w:semiHidden="1" w:unhideWhenUsed="1"/>
     <w:lsdException w:name="HTML Typewriter" w:semiHidden="1" w:unhideWhenUsed="1"/>
     <w:lsdException w:name="HTML Variable" w:semiHidden="1" w:unhideWhenUsed="1"/>
+    <w:lsdException w:name="Normal Table" w:semiHidden="1" w:unhideWhenUsed="1"/>
     <w:lsdException w:name="annotation subject" w:semiHidden="1" w:unhideWhenUsed="1"/>
     <w:lsdException w:name="No List" w:semiHidden="1" w:unhideWhenUsed="1"/>
     <w:lsdException w:name="Outline List 1" w:semiHidden="1" w:unhideWhenUsed="1"/>
@@ -2426,8 +2435,11 @@
     <w:lsdException w:name="Table Contemporary" w:semiHidden="1" w:unhideWhenUsed="1"/>
     <w:lsdException w:name="Table Elegant" w:semiHidden="1" w:unhideWhenUsed="1"/>
     <w:lsdException w:name="Table Professional" w:semiHidden="1" w:unhideWhenUsed="1"/>
+    <w:lsdException w:name="Table Subtle 1" w:semiHidden="1" w:unhideWhenUsed="1"/>
     <w:lsdException w:name="Table Subtle 2" w:semiHidden="1" w:unhideWhenUsed="1"/>
     <w:lsdException w:name="Table Web 1" w:semiHidden="1" w:unhideWhenUsed="1"/>
+    <w:lsdException w:name="Table Web 2" w:semiHidden="1" w:unhideWhenUsed="1"/>
+    <w:lsdException w:name="Table Web 3" w:semiHidden="1" w:unhideWhenUsed="1"/>
     <w:lsdException w:name="Balloon Text" w:semiHidden="1" w:unhideWhenUsed="1"/>
     <w:lsdException w:name="Table Grid" w:uiPriority="39"/>
     <w:lsdException w:name="Table Theme" w:semiHidden="1" w:unhideWhenUsed="1"/>

--- a/SQL Server Database Connection.docx
+++ b/SQL Server Database Connection.docx
@@ -1057,9 +1057,49 @@
           <w:rFonts w:ascii="Courier New" w:hAnsi="Courier New" w:cs="Courier New"/>
         </w:rPr>
       </w:pPr>
+      <w:r>
+        <w:rPr>
+          <w:rFonts w:ascii="Courier New" w:hAnsi="Courier New" w:cs="Courier New"/>
+        </w:rPr>
+        <w:drawing>
+          <wp:inline distT="0" distB="0" distL="0" distR="0" wp14:anchorId="43CD936C" wp14:editId="409D6090">
+            <wp:extent cx="3667637" cy="1428949"/>
+            <wp:effectExtent l="0" t="0" r="9525" b="0"/>
+            <wp:docPr id="1" name="Picture 1"/>
+            <wp:cNvGraphicFramePr>
+              <a:graphicFrameLocks xmlns:a="http://schemas.openxmlformats.org/drawingml/2006/main" noChangeAspect="1"/>
+            </wp:cNvGraphicFramePr>
+            <a:graphic xmlns:a="http://schemas.openxmlformats.org/drawingml/2006/main">
+              <a:graphicData uri="http://schemas.openxmlformats.org/drawingml/2006/picture">
+                <pic:pic xmlns:pic="http://schemas.openxmlformats.org/drawingml/2006/picture">
+                  <pic:nvPicPr>
+                    <pic:cNvPr id="1" name=""/>
+                    <pic:cNvPicPr/>
+                  </pic:nvPicPr>
+                  <pic:blipFill>
+                    <a:blip r:embed="rId7"/>
+                    <a:stretch>
+                      <a:fillRect/>
+                    </a:stretch>
+                  </pic:blipFill>
+                  <pic:spPr>
+                    <a:xfrm>
+                      <a:off x="0" y="0"/>
+                      <a:ext cx="3667637" cy="1428949"/>
+                    </a:xfrm>
+                    <a:prstGeom prst="rect">
+                      <a:avLst/>
+                    </a:prstGeom>
+                  </pic:spPr>
+                </pic:pic>
+              </a:graphicData>
+            </a:graphic>
+          </wp:inline>
+        </w:drawing>
+      </w:r>
     </w:p>
     <w:sectPr>
-      <w:footerReference w:type="default" r:id="rId7"/>
+      <w:footerReference w:type="default" r:id="rId8"/>
       <w:pgSz w:w="12240" w:h="15840"/>
       <w:pgMar w:top="720" w:right="540" w:bottom="900" w:left="900" w:header="720" w:footer="720" w:gutter="0"/>
       <w:cols w:space="720"/>
